--- a/requirements/SRS_TLCN_v3.0.docx
+++ b/requirements/SRS_TLCN_v3.0.docx
@@ -12227,7 +12227,7 @@
         <w:t xml:space="preserve">Sau khi B confirm. </w:t>
       </w:r>
       <w:r>
-        <w:t>Câu SECOND_APPROVED nằm chờ trong lô, chưa vào ngân hàng. Khi mọi gói DONE hoặc mọi hạn đã qua ⇒ lô READY_TO_FINALIZE; Admin thấy thống kê (SECOND_APPROVED, REJECTED bởi A/B, AI_REJECTED, chưa xử lý). Admin bấm Kiểm tra (C3), đọc báo cáo, xử lý lỗi mềm, rồi bấm Import ⇒ câu qua (và lỗi mềm Admin chấp nhận) thành FINAL_APPROVED, ghi approved_by, approved_at, có hiệu lực cho CAT, calibrated = false. Câu chưa xử lý khi quá hạn (còn DRAFT hoặc FIRST_APPROVED chưa tới B) không được import; nằm lại trong lô để Admin giao lại với hạn mới hoặc loại thành REJECTED (không cần lý do, không sửa nội dung). Lô chỉ chuyển DONE khi mọi câu đã ở trạng thái cuối; nếu sau Import còn câu chưa xử lý, lô giữ FINAL_CHECKED và việc giao lại đưa lô về IN_REVIEW (đề xuất, chờ chốt — bổ sung nghiệp vụ 16/10/2026).</w:t>
+        <w:t>Câu SECOND_APPROVED nằm chờ trong lô, chưa vào ngân hàng. Khi mọi gói DONE hoặc mọi hạn đã qua ⇒ lô READY_TO_FINALIZE; Admin thấy thống kê (SECOND_APPROVED, REJECTED bởi A/B, AI_REJECTED, chưa xử lý). Admin bấm Kiểm tra (C3), đọc báo cáo, xử lý lỗi mềm, rồi bấm Import ⇒ câu qua (và lỗi mềm Admin chấp nhận) thành FINAL_APPROVED, ghi approved_by, approved_at, có hiệu lực cho CAT, calibrated = false. Câu chưa quyết định (còn DRAFT hoặc FIRST_APPROVED chưa tới B) không được import. Quy tắc nghiệp vụ (chốt 18/10/2026): đến hạn mọi GV phải hoàn thành việc được giao, nên không có "câu tồn đọng" cần xử lý riêng sau Import; chỉnh hạn, giao lại và ép gửi gói chỉ là biện pháp dự phòng của Admin trước khi chạy C3. Lô chuyển DONE khi mọi câu đã ở trạng thái cuối.</w:t>
       </w:r>
     </w:p>
     <w:p>
@@ -13506,6 +13506,8 @@
         <w:br/>
         <w:t xml:space="preserve">  DELETE /api/v1/exam-rounds/:id/participants/:studentId                # gỡ SV khi kỳ chưa CLOSED</w:t>
         <w:br/>
+        <w:t xml:space="preserve">  GET    /api/v1/exam-rounds/:id/participants/export                    # ?format=csv|xlsx&amp;status=&amp;q=&amp;studentIds=  xuất kết quả dự thi (ADMIN, đề xuất 18/10/2026)</w:t>
+        <w:br/>
         <w:t xml:space="preserve">  GET    /api/v1/exam-rounds/mine                                       # STUDENT: kỳ tôi thuộc + trạng thái hiệu lực</w:t>
       </w:r>
     </w:p>
@@ -16406,7 +16408,7 @@
           </w:tcPr>
           <w:p>
             <w:r>
-              <w:t>Nginx + 2 NestJS instances</w:t>
+              <w:t>Nginx + 2 NestJS instances (mục tiêu production; staging chạy 1 instance vì server 2 GB RAM dùng chung, #123)</w:t>
             </w:r>
           </w:p>
         </w:tc>
